--- a/public/reports/ClawHub_Plugin_Viral_Report_ZH.docx
+++ b/public/reports/ClawHub_Plugin_Viral_Report_ZH.docx
@@ -10,7 +10,7 @@
     <w:p/>
     <w:p>
       <w:r>
-        <w:t>- 生成时间：2026-04-23T05:26:05.630Z</w:t>
+        <w:t>- 生成时间：2026-04-23T18:26:46.532Z</w:t>
       </w:r>
     </w:p>
     <w:p>
@@ -20,7 +20,7 @@
     </w:p>
     <w:p>
       <w:r>
-        <w:t>- 数据日期：2026-04-23</w:t>
+        <w:t>- 数据日期：2026-04-24</w:t>
       </w:r>
     </w:p>
     <w:p/>
@@ -113,52 +113,52 @@
     </w:p>
     <w:p>
       <w:r>
-        <w:t>| 1 | Openclaw Channel | sanctrl | Code | Channels &amp; Messaging | source-linked |</w:t>
-      </w:r>
-    </w:p>
-    <w:p>
-      <w:r>
-        <w:t>| 2 | Claw Recipes | rjdjohnston | Code | Workflow &amp; Integration | source-linked |</w:t>
-      </w:r>
-    </w:p>
-    <w:p>
-      <w:r>
-        <w:t>| 3 | Openclaw Venice Ai | acwilan | Code | Infrastructure &amp; Utilities | source-linked |</w:t>
-      </w:r>
-    </w:p>
-    <w:p>
-      <w:r>
-        <w:t>| 4 | Hivemind | kaghni | Code | Memory &amp; Knowledge | source-linked |</w:t>
-      </w:r>
-    </w:p>
-    <w:p>
-      <w:r>
-        <w:t>| 5 | Twitter Command Center Search Post | bibaofeng | Code | Workflow &amp; Integration | source-linked |</w:t>
-      </w:r>
-    </w:p>
-    <w:p>
-      <w:r>
-        <w:t>| 6 | Twitter Command Center Search Post Interact | aisadocs | Code | Workflow &amp; Integration | source-linked |</w:t>
-      </w:r>
-    </w:p>
-    <w:p>
-      <w:r>
-        <w:t>| 7 | Twitter Autopilot | baofeng-tech | Code | Workflow &amp; Integration | source-linked |</w:t>
-      </w:r>
-    </w:p>
-    <w:p>
-      <w:r>
-        <w:t>| 8 | Tavily Extract | bibaofeng | Code | Infrastructure &amp; Utilities | source-linked |</w:t>
-      </w:r>
-    </w:p>
-    <w:p>
-      <w:r>
-        <w:t>| 9 | Stock Rumors | aisadocs | Code | Infrastructure &amp; Utilities | source-linked |</w:t>
-      </w:r>
-    </w:p>
-    <w:p>
-      <w:r>
-        <w:t>| 10 | Stock Watchlist | baofeng-tech | Code | Infrastructure &amp; Utilities | source-linked |</w:t>
+        <w:t>| 1 | Steamedclaw Publish V2 | ckhaisty | Code | Infrastructure &amp; Utilities | source-linked |</w:t>
+      </w:r>
+    </w:p>
+    <w:p>
+      <w:r>
+        <w:t>| 2 | Package | solomonneas | Code | Infrastructure &amp; Utilities | source-linked |</w:t>
+      </w:r>
+    </w:p>
+    <w:p>
+      <w:r>
+        <w:t>| 3 | Opik | vincentkoc | Code | Infrastructure &amp; Utilities | source-linked |</w:t>
+      </w:r>
+    </w:p>
+    <w:p>
+      <w:r>
+        <w:t>| 4 | AgentChat | sanctrl | Code | Channels &amp; Messaging | source-linked |</w:t>
+      </w:r>
+    </w:p>
+    <w:p>
+      <w:r>
+        <w:t>| 5 | Openclaw Openmontage | itsuzef | Code | Workspace &amp; App Layer | source-linked |</w:t>
+      </w:r>
+    </w:p>
+    <w:p>
+      <w:r>
+        <w:t>| 6 | Openclaw Plugin Repo | max-winderbaum | Code | Channels &amp; Messaging | source-linked |</w:t>
+      </w:r>
+    </w:p>
+    <w:p>
+      <w:r>
+        <w:t>| 7 | TweetClaw | kriptoburak | Code | Infrastructure &amp; Utilities | source-linked |</w:t>
+      </w:r>
+    </w:p>
+    <w:p>
+      <w:r>
+        <w:t>| 8 | Claw Recipes | rjdjohnston | Code | Workflow &amp; Integration | source-linked |</w:t>
+      </w:r>
+    </w:p>
+    <w:p>
+      <w:r>
+        <w:t>| 9 | Session Archive | 18940111404 | Code | Memory &amp; Knowledge | source-linked |</w:t>
+      </w:r>
+    </w:p>
+    <w:p>
+      <w:r>
+        <w:t>| 10 | Openclaw Venice Ai | acwilan | Code | Infrastructure &amp; Utilities | source-linked |</w:t>
       </w:r>
     </w:p>
     <w:p/>
@@ -180,52 +180,52 @@
     </w:p>
     <w:p>
       <w:r>
-        <w:t>| 1 | Openclaw Channel | sanctrl | Code | Channels &amp; Messaging | source-linked |</w:t>
-      </w:r>
-    </w:p>
-    <w:p>
-      <w:r>
-        <w:t>| 2 | Claw Recipes | rjdjohnston | Code | Workflow &amp; Integration | source-linked |</w:t>
-      </w:r>
-    </w:p>
-    <w:p>
-      <w:r>
-        <w:t>| 3 | Openclaw Venice Ai | acwilan | Code | Infrastructure &amp; Utilities | source-linked |</w:t>
-      </w:r>
-    </w:p>
-    <w:p>
-      <w:r>
-        <w:t>| 4 | Hivemind | kaghni | Code | Memory &amp; Knowledge | source-linked |</w:t>
-      </w:r>
-    </w:p>
-    <w:p>
-      <w:r>
-        <w:t>| 5 | Twitter Command Center Search Post | bibaofeng | Code | Workflow &amp; Integration | source-linked |</w:t>
-      </w:r>
-    </w:p>
-    <w:p>
-      <w:r>
-        <w:t>| 6 | Twitter Command Center Search Post Interact | aisadocs | Code | Workflow &amp; Integration | source-linked |</w:t>
-      </w:r>
-    </w:p>
-    <w:p>
-      <w:r>
-        <w:t>| 7 | Twitter Autopilot | baofeng-tech | Code | Workflow &amp; Integration | source-linked |</w:t>
-      </w:r>
-    </w:p>
-    <w:p>
-      <w:r>
-        <w:t>| 8 | Tavily Extract | bibaofeng | Code | Infrastructure &amp; Utilities | source-linked |</w:t>
-      </w:r>
-    </w:p>
-    <w:p>
-      <w:r>
-        <w:t>| 9 | Stock Rumors | aisadocs | Code | Infrastructure &amp; Utilities | source-linked |</w:t>
-      </w:r>
-    </w:p>
-    <w:p>
-      <w:r>
-        <w:t>| 10 | Stock Watchlist | baofeng-tech | Code | Infrastructure &amp; Utilities | source-linked |</w:t>
+        <w:t>| 1 | Steamedclaw Publish V2 | ckhaisty | Code | Infrastructure &amp; Utilities | source-linked |</w:t>
+      </w:r>
+    </w:p>
+    <w:p>
+      <w:r>
+        <w:t>| 2 | Package | solomonneas | Code | Infrastructure &amp; Utilities | source-linked |</w:t>
+      </w:r>
+    </w:p>
+    <w:p>
+      <w:r>
+        <w:t>| 3 | Opik | vincentkoc | Code | Infrastructure &amp; Utilities | source-linked |</w:t>
+      </w:r>
+    </w:p>
+    <w:p>
+      <w:r>
+        <w:t>| 4 | AgentChat | sanctrl | Code | Channels &amp; Messaging | source-linked |</w:t>
+      </w:r>
+    </w:p>
+    <w:p>
+      <w:r>
+        <w:t>| 5 | Openclaw Openmontage | itsuzef | Code | Workspace &amp; App Layer | source-linked |</w:t>
+      </w:r>
+    </w:p>
+    <w:p>
+      <w:r>
+        <w:t>| 6 | Openclaw Plugin Repo | max-winderbaum | Code | Channels &amp; Messaging | source-linked |</w:t>
+      </w:r>
+    </w:p>
+    <w:p>
+      <w:r>
+        <w:t>| 7 | TweetClaw | kriptoburak | Code | Infrastructure &amp; Utilities | source-linked |</w:t>
+      </w:r>
+    </w:p>
+    <w:p>
+      <w:r>
+        <w:t>| 8 | Claw Recipes | rjdjohnston | Code | Workflow &amp; Integration | source-linked |</w:t>
+      </w:r>
+    </w:p>
+    <w:p>
+      <w:r>
+        <w:t>| 9 | Session Archive | 18940111404 | Code | Memory &amp; Knowledge | source-linked |</w:t>
+      </w:r>
+    </w:p>
+    <w:p>
+      <w:r>
+        <w:t>| 10 | Openclaw Venice Ai | acwilan | Code | Infrastructure &amp; Utilities | source-linked |</w:t>
       </w:r>
     </w:p>
     <w:p/>
@@ -247,52 +247,52 @@
     </w:p>
     <w:p>
       <w:r>
-        <w:t>| 1 | Openclaw Channel | sanctrl | Code | Channels &amp; Messaging | source-linked |</w:t>
-      </w:r>
-    </w:p>
-    <w:p>
-      <w:r>
-        <w:t>| 2 | Claw Recipes | rjdjohnston | Code | Workflow &amp; Integration | source-linked |</w:t>
-      </w:r>
-    </w:p>
-    <w:p>
-      <w:r>
-        <w:t>| 3 | Openclaw Venice Ai | acwilan | Code | Infrastructure &amp; Utilities | source-linked |</w:t>
-      </w:r>
-    </w:p>
-    <w:p>
-      <w:r>
-        <w:t>| 4 | Hivemind | kaghni | Code | Memory &amp; Knowledge | source-linked |</w:t>
-      </w:r>
-    </w:p>
-    <w:p>
-      <w:r>
-        <w:t>| 5 | Twitter Command Center Search Post | bibaofeng | Code | Workflow &amp; Integration | source-linked |</w:t>
-      </w:r>
-    </w:p>
-    <w:p>
-      <w:r>
-        <w:t>| 6 | Twitter Command Center Search Post Interact | aisadocs | Code | Workflow &amp; Integration | source-linked |</w:t>
-      </w:r>
-    </w:p>
-    <w:p>
-      <w:r>
-        <w:t>| 7 | Twitter Autopilot | baofeng-tech | Code | Workflow &amp; Integration | source-linked |</w:t>
-      </w:r>
-    </w:p>
-    <w:p>
-      <w:r>
-        <w:t>| 8 | Tavily Extract | bibaofeng | Code | Infrastructure &amp; Utilities | source-linked |</w:t>
-      </w:r>
-    </w:p>
-    <w:p>
-      <w:r>
-        <w:t>| 9 | Stock Rumors | aisadocs | Code | Infrastructure &amp; Utilities | source-linked |</w:t>
-      </w:r>
-    </w:p>
-    <w:p>
-      <w:r>
-        <w:t>| 10 | Stock Watchlist | baofeng-tech | Code | Infrastructure &amp; Utilities | source-linked |</w:t>
+        <w:t>| 1 | Steamedclaw Publish V2 | ckhaisty | Code | Infrastructure &amp; Utilities | source-linked |</w:t>
+      </w:r>
+    </w:p>
+    <w:p>
+      <w:r>
+        <w:t>| 2 | Package | solomonneas | Code | Infrastructure &amp; Utilities | source-linked |</w:t>
+      </w:r>
+    </w:p>
+    <w:p>
+      <w:r>
+        <w:t>| 3 | Opik | vincentkoc | Code | Infrastructure &amp; Utilities | source-linked |</w:t>
+      </w:r>
+    </w:p>
+    <w:p>
+      <w:r>
+        <w:t>| 4 | AgentChat | sanctrl | Code | Channels &amp; Messaging | source-linked |</w:t>
+      </w:r>
+    </w:p>
+    <w:p>
+      <w:r>
+        <w:t>| 5 | Openclaw Openmontage | itsuzef | Code | Workspace &amp; App Layer | source-linked |</w:t>
+      </w:r>
+    </w:p>
+    <w:p>
+      <w:r>
+        <w:t>| 6 | Openclaw Plugin Repo | max-winderbaum | Code | Channels &amp; Messaging | source-linked |</w:t>
+      </w:r>
+    </w:p>
+    <w:p>
+      <w:r>
+        <w:t>| 7 | TweetClaw | kriptoburak | Code | Infrastructure &amp; Utilities | source-linked |</w:t>
+      </w:r>
+    </w:p>
+    <w:p>
+      <w:r>
+        <w:t>| 8 | Claw Recipes | rjdjohnston | Code | Workflow &amp; Integration | source-linked |</w:t>
+      </w:r>
+    </w:p>
+    <w:p>
+      <w:r>
+        <w:t>| 9 | Session Archive | 18940111404 | Code | Memory &amp; Knowledge | source-linked |</w:t>
+      </w:r>
+    </w:p>
+    <w:p>
+      <w:r>
+        <w:t>| 10 | Openclaw Venice Ai | acwilan | Code | Infrastructure &amp; Utilities | source-linked |</w:t>
       </w:r>
     </w:p>
     <w:p/>
@@ -315,7 +315,7 @@
     </w:p>
     <w:p>
       <w:r>
-        <w:t>| 1 | AxonFlow Governance | saurabhjain1592 | Code | Governance &amp; Security | clean | source-linked |</w:t>
+        <w:t>| 1 | Gralkor Memory (OpenClaw) | elimydlarz | Code | Memory &amp; Knowledge | clean | source-linked |</w:t>
       </w:r>
     </w:p>
     <w:p>
@@ -325,42 +325,42 @@
     </w:p>
     <w:p>
       <w:r>
-        <w:t>| 3 | klodi | blackbak | Code | Workspace &amp; App Layer | clean | source-linked |</w:t>
-      </w:r>
-    </w:p>
-    <w:p>
-      <w:r>
-        <w:t>| 4 | UMG Envoy Agent | neomagnetar | Code | Infrastructure &amp; Utilities | clean | source-linked |</w:t>
-      </w:r>
-    </w:p>
-    <w:p>
-      <w:r>
-        <w:t>| 5 | Claw Recipes | rjdjohnston | Code | Workflow &amp; Integration | pending | source-linked |</w:t>
-      </w:r>
-    </w:p>
-    <w:p>
-      <w:r>
-        <w:t>| 6 | episodic-claw (Based on Human Episodic Memory) | yoshiakefasu | Code | Memory &amp; Knowledge | pending | source-linked |</w:t>
-      </w:r>
-    </w:p>
-    <w:p>
-      <w:r>
-        <w:t>| 7 | Lethe | mentholmike | Code | Memory &amp; Knowledge | pending | source-linked |</w:t>
-      </w:r>
-    </w:p>
-    <w:p>
-      <w:r>
-        <w:t>| 8 | Mem0 Plugin | kartik-mem0 | Code | Memory &amp; Knowledge | pending | source-linked |</w:t>
-      </w:r>
-    </w:p>
-    <w:p>
-      <w:r>
-        <w:t>| 9 | Subconscious Personality Guardian | origin-lz | Code | Governance &amp; Security | pending | source-linked |</w:t>
-      </w:r>
-    </w:p>
-    <w:p>
-      <w:r>
-        <w:t>| 10 | AIsa Perplexity Sonar Search | bibaofeng | Code | Infrastructure &amp; Utilities | clean | source-linked |</w:t>
+        <w:t>| 3 | agentschatapp | unclek | Code | Channels &amp; Messaging | clean | source-linked |</w:t>
+      </w:r>
+    </w:p>
+    <w:p>
+      <w:r>
+        <w:t>| 4 | Aaron SEO GEO | aaron-he-zhu | Bundle | Infrastructure &amp; Utilities | clean | source-linked |</w:t>
+      </w:r>
+    </w:p>
+    <w:p>
+      <w:r>
+        <w:t>| 5 | Plugin | dearken10 | Code | Channels &amp; Messaging | clean | source-linked |</w:t>
+      </w:r>
+    </w:p>
+    <w:p>
+      <w:r>
+        <w:t>| 6 | ZeroAPI Router | dorukardahan | Code | Workflow &amp; Integration | clean | source-linked |</w:t>
+      </w:r>
+    </w:p>
+    <w:p>
+      <w:r>
+        <w:t>| 7 | Opik | vincentkoc | Code | Infrastructure &amp; Utilities | clean | source-linked |</w:t>
+      </w:r>
+    </w:p>
+    <w:p>
+      <w:r>
+        <w:t>| 8 | Claw Recipes | rjdjohnston | Code | Workflow &amp; Integration | pending | source-linked |</w:t>
+      </w:r>
+    </w:p>
+    <w:p>
+      <w:r>
+        <w:t>| 9 | Mem0 Plugin | kartik-mem0 | Code | Memory &amp; Knowledge | pending | source-linked |</w:t>
+      </w:r>
+    </w:p>
+    <w:p>
+      <w:r>
+        <w:t>| 10 | Openclaw Openmontage | itsuzef | Code | Workspace &amp; App Layer | clean | source-linked |</w:t>
       </w:r>
     </w:p>
     <w:p/>
@@ -475,52 +475,52 @@
     </w:p>
     <w:p>
       <w:r>
-        <w:t>| 1 | bibaofeng | 11 | 11 | 0 | Infrastructure &amp; Utilities / Workflow &amp; Integration / Channels &amp; Messaging |</w:t>
-      </w:r>
-    </w:p>
-    <w:p>
-      <w:r>
-        <w:t>| 2 | aisadocs | 10 | 10 | 0 | Infrastructure &amp; Utilities / Workflow &amp; Integration |</w:t>
-      </w:r>
-    </w:p>
-    <w:p>
-      <w:r>
-        <w:t>| 3 | baofeng-tech | 10 | 10 | 0 | Infrastructure &amp; Utilities / Workflow &amp; Integration / Channels &amp; Messaging |</w:t>
-      </w:r>
-    </w:p>
-    <w:p>
-      <w:r>
-        <w:t>| 4 | pierrelouisevensmaxai-blip | 4 | 0 | 4 | Infrastructure &amp; Utilities / Workspace &amp; App Layer |</w:t>
-      </w:r>
-    </w:p>
-    <w:p>
-      <w:r>
-        <w:t>| 5 | kaghni | 1 | 1 | 0 | Memory &amp; Knowledge |</w:t>
-      </w:r>
-    </w:p>
-    <w:p>
-      <w:r>
-        <w:t>| 6 | saurabhjain1592 | 1 | 1 | 0 | Governance &amp; Security |</w:t>
-      </w:r>
-    </w:p>
-    <w:p>
-      <w:r>
-        <w:t>| 7 | blackbak | 1 | 1 | 0 | Workspace &amp; App Layer |</w:t>
-      </w:r>
-    </w:p>
-    <w:p>
-      <w:r>
-        <w:t>| 8 | neomagnetar | 1 | 1 | 0 | Infrastructure &amp; Utilities |</w:t>
-      </w:r>
-    </w:p>
-    <w:p>
-      <w:r>
-        <w:t>| 9 | kartik-mem0 | 1 | 1 | 0 | Memory &amp; Knowledge |</w:t>
-      </w:r>
-    </w:p>
-    <w:p>
-      <w:r>
-        <w:t>| 10 | mentholmike | 1 | 1 | 0 | Memory &amp; Knowledge |</w:t>
+        <w:t>| 1 | baofeng-tech | 8 | 8 | 0 | Infrastructure &amp; Utilities / Workflow &amp; Integration / Channels &amp; Messaging |</w:t>
+      </w:r>
+    </w:p>
+    <w:p>
+      <w:r>
+        <w:t>| 2 | bibaofeng | 8 | 8 | 0 | Infrastructure &amp; Utilities / Workflow &amp; Integration / Channels &amp; Messaging |</w:t>
+      </w:r>
+    </w:p>
+    <w:p>
+      <w:r>
+        <w:t>| 3 | aisadocs | 7 | 7 | 0 | Infrastructure &amp; Utilities / Workflow &amp; Integration |</w:t>
+      </w:r>
+    </w:p>
+    <w:p>
+      <w:r>
+        <w:t>| 4 | acwilan | 2 | 2 | 0 | Infrastructure &amp; Utilities |</w:t>
+      </w:r>
+    </w:p>
+    <w:p>
+      <w:r>
+        <w:t>| 5 | elimydlarz | 1 | 1 | 0 | Memory &amp; Knowledge |</w:t>
+      </w:r>
+    </w:p>
+    <w:p>
+      <w:r>
+        <w:t>| 6 | kaghni | 1 | 1 | 0 | Memory &amp; Knowledge |</w:t>
+      </w:r>
+    </w:p>
+    <w:p>
+      <w:r>
+        <w:t>| 7 | unclek | 1 | 1 | 0 | Channels &amp; Messaging |</w:t>
+      </w:r>
+    </w:p>
+    <w:p>
+      <w:r>
+        <w:t>| 8 | aaron-he-zhu | 1 | 0 | 1 | Infrastructure &amp; Utilities |</w:t>
+      </w:r>
+    </w:p>
+    <w:p>
+      <w:r>
+        <w:t>| 9 | dearken10 | 1 | 1 | 0 | Channels &amp; Messaging |</w:t>
+      </w:r>
+    </w:p>
+    <w:p>
+      <w:r>
+        <w:t>| 10 | dorukardahan | 1 | 1 | 0 | Workflow &amp; Integration |</w:t>
       </w:r>
     </w:p>
     <w:p/>
@@ -570,52 +570,52 @@
     </w:p>
     <w:p>
       <w:r>
-        <w:t>| 1 | AxonFlow Governance | saurabhjain1592 | Governance &amp; Security | 85.75 | 安全审计、策略校验、批准门禁非常适合做高客单价 AISA 安全能力层。 |</w:t>
-      </w:r>
-    </w:p>
-    <w:p>
-      <w:r>
-        <w:t>| 2 | AIsa Twitter | baofeng-tech | Workflow &amp; Integration | 85.15 | 外部系统连接器和运营动作容易被抽象成 AISA command center。 |</w:t>
-      </w:r>
-    </w:p>
-    <w:p>
-      <w:r>
-        <w:t>| 3 | Openclaw Media Gen | bibaofeng | Workflow &amp; Integration | 85.15 | 外部系统连接器和运营动作容易被抽象成 AISA command center。 |</w:t>
-      </w:r>
-    </w:p>
-    <w:p>
-      <w:r>
-        <w:t>| 4 | Openclaw Twitter | bibaofeng | Workflow &amp; Integration | 85.15 | 外部系统连接器和运营动作容易被抽象成 AISA command center。 |</w:t>
-      </w:r>
-    </w:p>
-    <w:p>
-      <w:r>
-        <w:t>| 5 | Twitter Autopilot | baofeng-tech | Workflow &amp; Integration | 85.15 | 外部系统连接器和运营动作容易被抽象成 AISA command center。 |</w:t>
-      </w:r>
-    </w:p>
-    <w:p>
-      <w:r>
-        <w:t>| 6 | Twitter Command Center Search Post Interact | aisadocs | Workflow &amp; Integration | 85.15 | 外部系统连接器和运营动作容易被抽象成 AISA command center。 |</w:t>
-      </w:r>
-    </w:p>
-    <w:p>
-      <w:r>
-        <w:t>| 7 | Openclaw AIsa Youtube AIsa | baofeng-tech | Channels &amp; Messaging | 79.6 | 当前更像插件而不是 API，但其中有部分动作可以拆成可收费的远程能力。 |</w:t>
-      </w:r>
-    </w:p>
-    <w:p>
-      <w:r>
-        <w:t>| 8 | Openclaw Youtube | bibaofeng | Channels &amp; Messaging | 79.6 | 当前更像插件而不是 API，但其中有部分动作可以拆成可收费的远程能力。 |</w:t>
-      </w:r>
-    </w:p>
-    <w:p>
-      <w:r>
-        <w:t>| 9 | Openclaw Channel | sanctrl | Channels &amp; Messaging | 78.7 | 当前更像插件而不是 API，但其中有部分动作可以拆成可收费的远程能力。 |</w:t>
-      </w:r>
-    </w:p>
-    <w:p>
-      <w:r>
-        <w:t>| 10 | klodi | blackbak | Workspace &amp; App Layer | 76.9 | 当前更像插件而不是 API，但其中有部分动作可以拆成可收费的远程能力。 |</w:t>
+        <w:t>| 1 | AIsa Twitter | baofeng-tech | Workflow &amp; Integration | 85.15 | 外部系统连接器和运营动作容易被抽象成 AISA command center。 |</w:t>
+      </w:r>
+    </w:p>
+    <w:p>
+      <w:r>
+        <w:t>| 2 | Twitter | bibaofeng | Workflow &amp; Integration | 85.15 | 外部系统连接器和运营动作容易被抽象成 AISA command center。 |</w:t>
+      </w:r>
+    </w:p>
+    <w:p>
+      <w:r>
+        <w:t>| 3 | Twitter Autopilot | baofeng-tech | Workflow &amp; Integration | 85.15 | 外部系统连接器和运营动作容易被抽象成 AISA command center。 |</w:t>
+      </w:r>
+    </w:p>
+    <w:p>
+      <w:r>
+        <w:t>| 4 | Twitter Command Center Search Post Interact | aisadocs | Workflow &amp; Integration | 85.15 | 外部系统连接器和运营动作容易被抽象成 AISA command center。 |</w:t>
+      </w:r>
+    </w:p>
+    <w:p>
+      <w:r>
+        <w:t>| 5 | Claw Recipes | rjdjohnston | Workflow &amp; Integration | 84.25 | 外部系统连接器和运营动作容易被抽象成 AISA command center。 |</w:t>
+      </w:r>
+    </w:p>
+    <w:p>
+      <w:r>
+        <w:t>| 6 | ZeroAPI Router | dorukardahan | Workflow &amp; Integration | 82.9 | 外部系统连接器和运营动作容易被抽象成 AISA command center。 |</w:t>
+      </w:r>
+    </w:p>
+    <w:p>
+      <w:r>
+        <w:t>| 7 | Plugin | dearken10 | Channels &amp; Messaging | 80.05 | 当前更像插件而不是 API，但其中有部分动作可以拆成可收费的远程能力。 |</w:t>
+      </w:r>
+    </w:p>
+    <w:p>
+      <w:r>
+        <w:t>| 8 | Youtube Serp | bibaofeng | Channels &amp; Messaging | 79.6 | 当前更像插件而不是 API，但其中有部分动作可以拆成可收费的远程能力。 |</w:t>
+      </w:r>
+    </w:p>
+    <w:p>
+      <w:r>
+        <w:t>| 9 | agentschatapp | unclek | Channels &amp; Messaging | 78.7 | 当前更像插件而不是 API，但其中有部分动作可以拆成可收费的远程能力。 |</w:t>
+      </w:r>
+    </w:p>
+    <w:p>
+      <w:r>
+        <w:t>| 10 | WTT Plugin | cecwxf | Channels &amp; Messaging | 78.7 | 当前更像插件而不是 API，但其中有部分动作可以拆成可收费的远程能力。 |</w:t>
       </w:r>
     </w:p>
     <w:p/>

--- a/public/reports/ClawHub_Plugin_Viral_Report_ZH.docx
+++ b/public/reports/ClawHub_Plugin_Viral_Report_ZH.docx
@@ -10,7 +10,7 @@
     <w:p/>
     <w:p>
       <w:r>
-        <w:t>- 生成时间：2026-04-23T18:26:46.532Z</w:t>
+        <w:t>- 生成时间：2026-04-24T10:58:34.047Z</w:t>
       </w:r>
     </w:p>
     <w:p>
@@ -113,52 +113,52 @@
     </w:p>
     <w:p>
       <w:r>
-        <w:t>| 1 | Steamedclaw Publish V2 | ckhaisty | Code | Infrastructure &amp; Utilities | source-linked |</w:t>
-      </w:r>
-    </w:p>
-    <w:p>
-      <w:r>
-        <w:t>| 2 | Package | solomonneas | Code | Infrastructure &amp; Utilities | source-linked |</w:t>
-      </w:r>
-    </w:p>
-    <w:p>
-      <w:r>
-        <w:t>| 3 | Opik | vincentkoc | Code | Infrastructure &amp; Utilities | source-linked |</w:t>
-      </w:r>
-    </w:p>
-    <w:p>
-      <w:r>
-        <w:t>| 4 | AgentChat | sanctrl | Code | Channels &amp; Messaging | source-linked |</w:t>
-      </w:r>
-    </w:p>
-    <w:p>
-      <w:r>
-        <w:t>| 5 | Openclaw Openmontage | itsuzef | Code | Workspace &amp; App Layer | source-linked |</w:t>
-      </w:r>
-    </w:p>
-    <w:p>
-      <w:r>
-        <w:t>| 6 | Openclaw Plugin Repo | max-winderbaum | Code | Channels &amp; Messaging | source-linked |</w:t>
-      </w:r>
-    </w:p>
-    <w:p>
-      <w:r>
-        <w:t>| 7 | TweetClaw | kriptoburak | Code | Infrastructure &amp; Utilities | source-linked |</w:t>
-      </w:r>
-    </w:p>
-    <w:p>
-      <w:r>
-        <w:t>| 8 | Claw Recipes | rjdjohnston | Code | Workflow &amp; Integration | source-linked |</w:t>
-      </w:r>
-    </w:p>
-    <w:p>
-      <w:r>
-        <w:t>| 9 | Session Archive | 18940111404 | Code | Memory &amp; Knowledge | source-linked |</w:t>
-      </w:r>
-    </w:p>
-    <w:p>
-      <w:r>
-        <w:t>| 10 | Openclaw Venice Ai | acwilan | Code | Infrastructure &amp; Utilities | source-linked |</w:t>
+        <w:t>| 1 | Zalo Group Moderation | tuanminhhole | Code | Memory &amp; Knowledge | source-linked |</w:t>
+      </w:r>
+    </w:p>
+    <w:p>
+      <w:r>
+        <w:t>| 2 | Package | ljqdh | Code | Infrastructure &amp; Utilities | source-linked |</w:t>
+      </w:r>
+    </w:p>
+    <w:p>
+      <w:r>
+        <w:t>| 3 | Gralkor Memory (OpenClaw) | elimydlarz | Code | Memory &amp; Knowledge | source-linked |</w:t>
+      </w:r>
+    </w:p>
+    <w:p>
+      <w:r>
+        <w:t>| 4 | Memnode Openclaw Plugin | pbudzik | Code | Memory &amp; Knowledge | source-linked |</w:t>
+      </w:r>
+    </w:p>
+    <w:p>
+      <w:r>
+        <w:t>| 5 | Seedance Story Director | zuoanco | Code | Infrastructure &amp; Utilities | source-linked |</w:t>
+      </w:r>
+    </w:p>
+    <w:p>
+      <w:r>
+        <w:t>| 6 | Openclaw | zc277584121 | Code | Memory &amp; Knowledge | source-linked |</w:t>
+      </w:r>
+    </w:p>
+    <w:p>
+      <w:r>
+        <w:t>| 7 | Kichi Forwarder | xiaoxinshi001 | Code | Infrastructure &amp; Utilities | source-linked |</w:t>
+      </w:r>
+    </w:p>
+    <w:p>
+      <w:r>
+        <w:t>| 8 | klodi | blackbak | Code | Workspace &amp; App Layer | source-linked |</w:t>
+      </w:r>
+    </w:p>
+    <w:p>
+      <w:r>
+        <w:t>| 9 | Claw Recipes | rjdjohnston | Code | Workflow &amp; Integration | source-linked |</w:t>
+      </w:r>
+    </w:p>
+    <w:p>
+      <w:r>
+        <w:t>| 10 | Plugin | dearken10 | Code | Channels &amp; Messaging | source-linked |</w:t>
       </w:r>
     </w:p>
     <w:p/>
@@ -180,52 +180,52 @@
     </w:p>
     <w:p>
       <w:r>
-        <w:t>| 1 | Steamedclaw Publish V2 | ckhaisty | Code | Infrastructure &amp; Utilities | source-linked |</w:t>
-      </w:r>
-    </w:p>
-    <w:p>
-      <w:r>
-        <w:t>| 2 | Package | solomonneas | Code | Infrastructure &amp; Utilities | source-linked |</w:t>
-      </w:r>
-    </w:p>
-    <w:p>
-      <w:r>
-        <w:t>| 3 | Opik | vincentkoc | Code | Infrastructure &amp; Utilities | source-linked |</w:t>
-      </w:r>
-    </w:p>
-    <w:p>
-      <w:r>
-        <w:t>| 4 | AgentChat | sanctrl | Code | Channels &amp; Messaging | source-linked |</w:t>
-      </w:r>
-    </w:p>
-    <w:p>
-      <w:r>
-        <w:t>| 5 | Openclaw Openmontage | itsuzef | Code | Workspace &amp; App Layer | source-linked |</w:t>
-      </w:r>
-    </w:p>
-    <w:p>
-      <w:r>
-        <w:t>| 6 | Openclaw Plugin Repo | max-winderbaum | Code | Channels &amp; Messaging | source-linked |</w:t>
-      </w:r>
-    </w:p>
-    <w:p>
-      <w:r>
-        <w:t>| 7 | TweetClaw | kriptoburak | Code | Infrastructure &amp; Utilities | source-linked |</w:t>
-      </w:r>
-    </w:p>
-    <w:p>
-      <w:r>
-        <w:t>| 8 | Claw Recipes | rjdjohnston | Code | Workflow &amp; Integration | source-linked |</w:t>
-      </w:r>
-    </w:p>
-    <w:p>
-      <w:r>
-        <w:t>| 9 | Session Archive | 18940111404 | Code | Memory &amp; Knowledge | source-linked |</w:t>
-      </w:r>
-    </w:p>
-    <w:p>
-      <w:r>
-        <w:t>| 10 | Openclaw Venice Ai | acwilan | Code | Infrastructure &amp; Utilities | source-linked |</w:t>
+        <w:t>| 1 | Zalo Group Moderation | tuanminhhole | Code | Memory &amp; Knowledge | source-linked |</w:t>
+      </w:r>
+    </w:p>
+    <w:p>
+      <w:r>
+        <w:t>| 2 | Package | ljqdh | Code | Infrastructure &amp; Utilities | source-linked |</w:t>
+      </w:r>
+    </w:p>
+    <w:p>
+      <w:r>
+        <w:t>| 3 | Gralkor Memory (OpenClaw) | elimydlarz | Code | Memory &amp; Knowledge | source-linked |</w:t>
+      </w:r>
+    </w:p>
+    <w:p>
+      <w:r>
+        <w:t>| 4 | Memnode Openclaw Plugin | pbudzik | Code | Memory &amp; Knowledge | source-linked |</w:t>
+      </w:r>
+    </w:p>
+    <w:p>
+      <w:r>
+        <w:t>| 5 | Seedance Story Director | zuoanco | Code | Infrastructure &amp; Utilities | source-linked |</w:t>
+      </w:r>
+    </w:p>
+    <w:p>
+      <w:r>
+        <w:t>| 6 | Openclaw | zc277584121 | Code | Memory &amp; Knowledge | source-linked |</w:t>
+      </w:r>
+    </w:p>
+    <w:p>
+      <w:r>
+        <w:t>| 7 | Kichi Forwarder | xiaoxinshi001 | Code | Infrastructure &amp; Utilities | source-linked |</w:t>
+      </w:r>
+    </w:p>
+    <w:p>
+      <w:r>
+        <w:t>| 8 | klodi | blackbak | Code | Workspace &amp; App Layer | source-linked |</w:t>
+      </w:r>
+    </w:p>
+    <w:p>
+      <w:r>
+        <w:t>| 9 | Claw Recipes | rjdjohnston | Code | Workflow &amp; Integration | source-linked |</w:t>
+      </w:r>
+    </w:p>
+    <w:p>
+      <w:r>
+        <w:t>| 10 | Plugin | dearken10 | Code | Channels &amp; Messaging | source-linked |</w:t>
       </w:r>
     </w:p>
     <w:p/>
@@ -247,52 +247,52 @@
     </w:p>
     <w:p>
       <w:r>
-        <w:t>| 1 | Steamedclaw Publish V2 | ckhaisty | Code | Infrastructure &amp; Utilities | source-linked |</w:t>
-      </w:r>
-    </w:p>
-    <w:p>
-      <w:r>
-        <w:t>| 2 | Package | solomonneas | Code | Infrastructure &amp; Utilities | source-linked |</w:t>
-      </w:r>
-    </w:p>
-    <w:p>
-      <w:r>
-        <w:t>| 3 | Opik | vincentkoc | Code | Infrastructure &amp; Utilities | source-linked |</w:t>
-      </w:r>
-    </w:p>
-    <w:p>
-      <w:r>
-        <w:t>| 4 | AgentChat | sanctrl | Code | Channels &amp; Messaging | source-linked |</w:t>
-      </w:r>
-    </w:p>
-    <w:p>
-      <w:r>
-        <w:t>| 5 | Openclaw Openmontage | itsuzef | Code | Workspace &amp; App Layer | source-linked |</w:t>
-      </w:r>
-    </w:p>
-    <w:p>
-      <w:r>
-        <w:t>| 6 | Openclaw Plugin Repo | max-winderbaum | Code | Channels &amp; Messaging | source-linked |</w:t>
-      </w:r>
-    </w:p>
-    <w:p>
-      <w:r>
-        <w:t>| 7 | TweetClaw | kriptoburak | Code | Infrastructure &amp; Utilities | source-linked |</w:t>
-      </w:r>
-    </w:p>
-    <w:p>
-      <w:r>
-        <w:t>| 8 | Claw Recipes | rjdjohnston | Code | Workflow &amp; Integration | source-linked |</w:t>
-      </w:r>
-    </w:p>
-    <w:p>
-      <w:r>
-        <w:t>| 9 | Session Archive | 18940111404 | Code | Memory &amp; Knowledge | source-linked |</w:t>
-      </w:r>
-    </w:p>
-    <w:p>
-      <w:r>
-        <w:t>| 10 | Openclaw Venice Ai | acwilan | Code | Infrastructure &amp; Utilities | source-linked |</w:t>
+        <w:t>| 1 | Zalo Group Moderation | tuanminhhole | Code | Memory &amp; Knowledge | source-linked |</w:t>
+      </w:r>
+    </w:p>
+    <w:p>
+      <w:r>
+        <w:t>| 2 | Package | ljqdh | Code | Infrastructure &amp; Utilities | source-linked |</w:t>
+      </w:r>
+    </w:p>
+    <w:p>
+      <w:r>
+        <w:t>| 3 | Gralkor Memory (OpenClaw) | elimydlarz | Code | Memory &amp; Knowledge | source-linked |</w:t>
+      </w:r>
+    </w:p>
+    <w:p>
+      <w:r>
+        <w:t>| 4 | Memnode Openclaw Plugin | pbudzik | Code | Memory &amp; Knowledge | source-linked |</w:t>
+      </w:r>
+    </w:p>
+    <w:p>
+      <w:r>
+        <w:t>| 5 | Seedance Story Director | zuoanco | Code | Infrastructure &amp; Utilities | source-linked |</w:t>
+      </w:r>
+    </w:p>
+    <w:p>
+      <w:r>
+        <w:t>| 6 | Openclaw | zc277584121 | Code | Memory &amp; Knowledge | source-linked |</w:t>
+      </w:r>
+    </w:p>
+    <w:p>
+      <w:r>
+        <w:t>| 7 | Kichi Forwarder | xiaoxinshi001 | Code | Infrastructure &amp; Utilities | source-linked |</w:t>
+      </w:r>
+    </w:p>
+    <w:p>
+      <w:r>
+        <w:t>| 8 | klodi | blackbak | Code | Workspace &amp; App Layer | source-linked |</w:t>
+      </w:r>
+    </w:p>
+    <w:p>
+      <w:r>
+        <w:t>| 9 | Claw Recipes | rjdjohnston | Code | Workflow &amp; Integration | source-linked |</w:t>
+      </w:r>
+    </w:p>
+    <w:p>
+      <w:r>
+        <w:t>| 10 | Plugin | dearken10 | Code | Channels &amp; Messaging | source-linked |</w:t>
       </w:r>
     </w:p>
     <w:p/>
@@ -315,52 +315,52 @@
     </w:p>
     <w:p>
       <w:r>
-        <w:t>| 1 | Gralkor Memory (OpenClaw) | elimydlarz | Code | Memory &amp; Knowledge | clean | source-linked |</w:t>
-      </w:r>
-    </w:p>
-    <w:p>
-      <w:r>
-        <w:t>| 2 | Hivemind | kaghni | Code | Memory &amp; Knowledge | clean | source-linked |</w:t>
-      </w:r>
-    </w:p>
-    <w:p>
-      <w:r>
-        <w:t>| 3 | agentschatapp | unclek | Code | Channels &amp; Messaging | clean | source-linked |</w:t>
-      </w:r>
-    </w:p>
-    <w:p>
-      <w:r>
-        <w:t>| 4 | Aaron SEO GEO | aaron-he-zhu | Bundle | Infrastructure &amp; Utilities | clean | source-linked |</w:t>
-      </w:r>
-    </w:p>
-    <w:p>
-      <w:r>
-        <w:t>| 5 | Plugin | dearken10 | Code | Channels &amp; Messaging | clean | source-linked |</w:t>
-      </w:r>
-    </w:p>
-    <w:p>
-      <w:r>
-        <w:t>| 6 | ZeroAPI Router | dorukardahan | Code | Workflow &amp; Integration | clean | source-linked |</w:t>
-      </w:r>
-    </w:p>
-    <w:p>
-      <w:r>
-        <w:t>| 7 | Opik | vincentkoc | Code | Infrastructure &amp; Utilities | clean | source-linked |</w:t>
-      </w:r>
-    </w:p>
-    <w:p>
-      <w:r>
-        <w:t>| 8 | Claw Recipes | rjdjohnston | Code | Workflow &amp; Integration | pending | source-linked |</w:t>
-      </w:r>
-    </w:p>
-    <w:p>
-      <w:r>
-        <w:t>| 9 | Mem0 Plugin | kartik-mem0 | Code | Memory &amp; Knowledge | pending | source-linked |</w:t>
-      </w:r>
-    </w:p>
-    <w:p>
-      <w:r>
-        <w:t>| 10 | Openclaw Openmontage | itsuzef | Code | Workspace &amp; App Layer | clean | source-linked |</w:t>
+        <w:t>| 1 | Package | ljqdh | Code | Infrastructure &amp; Utilities | clean | source-linked |</w:t>
+      </w:r>
+    </w:p>
+    <w:p>
+      <w:r>
+        <w:t>| 2 | Zalo Group Moderation | tuanminhhole | Code | Memory &amp; Knowledge | clean | source-linked |</w:t>
+      </w:r>
+    </w:p>
+    <w:p>
+      <w:r>
+        <w:t>| 3 | Gralkor Memory (OpenClaw) | elimydlarz | Code | Memory &amp; Knowledge | pending | source-linked |</w:t>
+      </w:r>
+    </w:p>
+    <w:p>
+      <w:r>
+        <w:t>| 4 | Memnode Openclaw Plugin | pbudzik | Code | Memory &amp; Knowledge | clean | source-linked |</w:t>
+      </w:r>
+    </w:p>
+    <w:p>
+      <w:r>
+        <w:t>| 5 | Openclaw | zc277584121 | Code | Memory &amp; Knowledge | clean | source-linked |</w:t>
+      </w:r>
+    </w:p>
+    <w:p>
+      <w:r>
+        <w:t>| 6 | Kichi Forwarder | xiaoxinshi001 | Code | Infrastructure &amp; Utilities | pending | source-linked |</w:t>
+      </w:r>
+    </w:p>
+    <w:p>
+      <w:r>
+        <w:t>| 7 | Seedance Story Director | zuoanco | Code | Infrastructure &amp; Utilities | pending | source-linked |</w:t>
+      </w:r>
+    </w:p>
+    <w:p>
+      <w:r>
+        <w:t>| 8 | klodi | blackbak | Code | Workspace &amp; App Layer | clean | source-linked |</w:t>
+      </w:r>
+    </w:p>
+    <w:p>
+      <w:r>
+        <w:t>| 9 | Plugin | dearken10 | Code | Channels &amp; Messaging | clean | source-linked |</w:t>
+      </w:r>
+    </w:p>
+    <w:p>
+      <w:r>
+        <w:t>| 10 | Claw Recipes | rjdjohnston | Code | Workflow &amp; Integration | pending | source-linked |</w:t>
       </w:r>
     </w:p>
     <w:p/>
@@ -475,52 +475,52 @@
     </w:p>
     <w:p>
       <w:r>
-        <w:t>| 1 | baofeng-tech | 8 | 8 | 0 | Infrastructure &amp; Utilities / Workflow &amp; Integration / Channels &amp; Messaging |</w:t>
-      </w:r>
-    </w:p>
-    <w:p>
-      <w:r>
-        <w:t>| 2 | bibaofeng | 8 | 8 | 0 | Infrastructure &amp; Utilities / Workflow &amp; Integration / Channels &amp; Messaging |</w:t>
-      </w:r>
-    </w:p>
-    <w:p>
-      <w:r>
-        <w:t>| 3 | aisadocs | 7 | 7 | 0 | Infrastructure &amp; Utilities / Workflow &amp; Integration |</w:t>
-      </w:r>
-    </w:p>
-    <w:p>
-      <w:r>
-        <w:t>| 4 | acwilan | 2 | 2 | 0 | Infrastructure &amp; Utilities |</w:t>
-      </w:r>
-    </w:p>
-    <w:p>
-      <w:r>
-        <w:t>| 5 | elimydlarz | 1 | 1 | 0 | Memory &amp; Knowledge |</w:t>
-      </w:r>
-    </w:p>
-    <w:p>
-      <w:r>
-        <w:t>| 6 | kaghni | 1 | 1 | 0 | Memory &amp; Knowledge |</w:t>
-      </w:r>
-    </w:p>
-    <w:p>
-      <w:r>
-        <w:t>| 7 | unclek | 1 | 1 | 0 | Channels &amp; Messaging |</w:t>
-      </w:r>
-    </w:p>
-    <w:p>
-      <w:r>
-        <w:t>| 8 | aaron-he-zhu | 1 | 0 | 1 | Infrastructure &amp; Utilities |</w:t>
-      </w:r>
-    </w:p>
-    <w:p>
-      <w:r>
-        <w:t>| 9 | dearken10 | 1 | 1 | 0 | Channels &amp; Messaging |</w:t>
-      </w:r>
-    </w:p>
-    <w:p>
-      <w:r>
-        <w:t>| 10 | dorukardahan | 1 | 1 | 0 | Workflow &amp; Integration |</w:t>
+        <w:t>| 1 | bibaofeng | 5 | 5 | 0 | Workflow &amp; Integration / Channels &amp; Messaging / Infrastructure &amp; Utilities |</w:t>
+      </w:r>
+    </w:p>
+    <w:p>
+      <w:r>
+        <w:t>| 2 | baofeng-tech | 4 | 4 | 0 | Infrastructure &amp; Utilities / Channels &amp; Messaging |</w:t>
+      </w:r>
+    </w:p>
+    <w:p>
+      <w:r>
+        <w:t>| 3 | pierrelouisevensmaxai-blip | 3 | 0 | 3 | Infrastructure &amp; Utilities |</w:t>
+      </w:r>
+    </w:p>
+    <w:p>
+      <w:r>
+        <w:t>| 4 | aisadocs | 3 | 3 | 0 | Infrastructure &amp; Utilities / Workflow &amp; Integration |</w:t>
+      </w:r>
+    </w:p>
+    <w:p>
+      <w:r>
+        <w:t>| 5 | ljqdh | 1 | 1 | 0 | Infrastructure &amp; Utilities |</w:t>
+      </w:r>
+    </w:p>
+    <w:p>
+      <w:r>
+        <w:t>| 6 | tuanminhhole | 1 | 1 | 0 | Memory &amp; Knowledge |</w:t>
+      </w:r>
+    </w:p>
+    <w:p>
+      <w:r>
+        <w:t>| 7 | elimydlarz | 1 | 1 | 0 | Memory &amp; Knowledge |</w:t>
+      </w:r>
+    </w:p>
+    <w:p>
+      <w:r>
+        <w:t>| 8 | pbudzik | 1 | 1 | 0 | Memory &amp; Knowledge |</w:t>
+      </w:r>
+    </w:p>
+    <w:p>
+      <w:r>
+        <w:t>| 9 | zc277584121 | 1 | 1 | 0 | Memory &amp; Knowledge |</w:t>
+      </w:r>
+    </w:p>
+    <w:p>
+      <w:r>
+        <w:t>| 10 | xiaoxinshi001 | 1 | 1 | 0 | Infrastructure &amp; Utilities |</w:t>
       </w:r>
     </w:p>
     <w:p/>
@@ -570,52 +570,52 @@
     </w:p>
     <w:p>
       <w:r>
-        <w:t>| 1 | AIsa Twitter | baofeng-tech | Workflow &amp; Integration | 85.15 | 外部系统连接器和运营动作容易被抽象成 AISA command center。 |</w:t>
-      </w:r>
-    </w:p>
-    <w:p>
-      <w:r>
-        <w:t>| 2 | Twitter | bibaofeng | Workflow &amp; Integration | 85.15 | 外部系统连接器和运营动作容易被抽象成 AISA command center。 |</w:t>
-      </w:r>
-    </w:p>
-    <w:p>
-      <w:r>
-        <w:t>| 3 | Twitter Autopilot | baofeng-tech | Workflow &amp; Integration | 85.15 | 外部系统连接器和运营动作容易被抽象成 AISA command center。 |</w:t>
-      </w:r>
-    </w:p>
-    <w:p>
-      <w:r>
-        <w:t>| 4 | Twitter Command Center Search Post Interact | aisadocs | Workflow &amp; Integration | 85.15 | 外部系统连接器和运营动作容易被抽象成 AISA command center。 |</w:t>
-      </w:r>
-    </w:p>
-    <w:p>
-      <w:r>
-        <w:t>| 5 | Claw Recipes | rjdjohnston | Workflow &amp; Integration | 84.25 | 外部系统连接器和运营动作容易被抽象成 AISA command center。 |</w:t>
-      </w:r>
-    </w:p>
-    <w:p>
-      <w:r>
-        <w:t>| 6 | ZeroAPI Router | dorukardahan | Workflow &amp; Integration | 82.9 | 外部系统连接器和运营动作容易被抽象成 AISA command center。 |</w:t>
-      </w:r>
-    </w:p>
-    <w:p>
-      <w:r>
-        <w:t>| 7 | Plugin | dearken10 | Channels &amp; Messaging | 80.05 | 当前更像插件而不是 API，但其中有部分动作可以拆成可收费的远程能力。 |</w:t>
-      </w:r>
-    </w:p>
-    <w:p>
-      <w:r>
-        <w:t>| 8 | Youtube Serp | bibaofeng | Channels &amp; Messaging | 79.6 | 当前更像插件而不是 API，但其中有部分动作可以拆成可收费的远程能力。 |</w:t>
-      </w:r>
-    </w:p>
-    <w:p>
-      <w:r>
-        <w:t>| 9 | agentschatapp | unclek | Channels &amp; Messaging | 78.7 | 当前更像插件而不是 API，但其中有部分动作可以拆成可收费的远程能力。 |</w:t>
-      </w:r>
-    </w:p>
-    <w:p>
-      <w:r>
-        <w:t>| 10 | WTT Plugin | cecwxf | Channels &amp; Messaging | 78.7 | 当前更像插件而不是 API，但其中有部分动作可以拆成可收费的远程能力。 |</w:t>
+        <w:t>| 1 | AIsa Twitter API | bibaofeng | Workflow &amp; Integration | 86.2 | 外部系统连接器和运营动作容易被抽象成 AISA command center。 |</w:t>
+      </w:r>
+    </w:p>
+    <w:p>
+      <w:r>
+        <w:t>| 2 | Twitter | bibaofeng | Workflow &amp; Integration | 84.85 | 外部系统连接器和运营动作容易被抽象成 AISA command center。 |</w:t>
+      </w:r>
+    </w:p>
+    <w:p>
+      <w:r>
+        <w:t>| 3 | ZeroAPI Router | dorukardahan | Workflow &amp; Integration | 82.9 | 外部系统连接器和运营动作容易被抽象成 AISA command center。 |</w:t>
+      </w:r>
+    </w:p>
+    <w:p>
+      <w:r>
+        <w:t>| 4 | Plugin | dearken10 | Channels &amp; Messaging | 80.05 | 当前更像插件而不是 API，但其中有部分动作可以拆成可收费的远程能力。 |</w:t>
+      </w:r>
+    </w:p>
+    <w:p>
+      <w:r>
+        <w:t>| 5 | Youtube Serp | bibaofeng | Channels &amp; Messaging | 79.3 | 当前更像插件而不是 API，但其中有部分动作可以拆成可收费的远程能力。 |</w:t>
+      </w:r>
+    </w:p>
+    <w:p>
+      <w:r>
+        <w:t>| 6 | agentschatapp | unclek | Channels &amp; Messaging | 78.7 | 当前更像插件而不是 API，但其中有部分动作可以拆成可收费的远程能力。 |</w:t>
+      </w:r>
+    </w:p>
+    <w:p>
+      <w:r>
+        <w:t>| 7 | Watcher Channel | orulink | Channels &amp; Messaging | 78.7 | 当前更像插件而不是 API，但其中有部分动作可以拆成可收费的远程能力。 |</w:t>
+      </w:r>
+    </w:p>
+    <w:p>
+      <w:r>
+        <w:t>| 8 | WTT Plugin | cecwxf | Channels &amp; Messaging | 78.7 | 当前更像插件而不是 API，但其中有部分动作可以拆成可收费的远程能力。 |</w:t>
+      </w:r>
+    </w:p>
+    <w:p>
+      <w:r>
+        <w:t>| 9 | klodi | blackbak | Workspace &amp; App Layer | 76.9 | 当前更像插件而不是 API，但其中有部分动作可以拆成可收费的远程能力。 |</w:t>
+      </w:r>
+    </w:p>
+    <w:p>
+      <w:r>
+        <w:t>| 10 | Openclaw Openmontage | itsuzef | Workspace &amp; App Layer | 76.9 | 当前更像插件而不是 API，但其中有部分动作可以拆成可收费的远程能力。 |</w:t>
       </w:r>
     </w:p>
     <w:p/>
